--- a/templates/_Cession/PV-AGE-Cession_Template.docx
+++ b/templates/_Cession/PV-AGE-Cession_Template.docx
@@ -60,31 +60,34 @@
         <w:rPr>
           <w:sz w:val="22"/>
         </w:rPr>
-        <w:t>Siege social : {{ SOCIETE_ADRESSE_SIEGE }}</w:t>
-      </w:r>
-    </w:p>
-    <w:p>
-      <w:r>
-        <w:rPr>
-          <w:sz w:val="22"/>
-        </w:rPr>
-        <w:t>Capital social : {{ SOCIETE_CAPITAL }} DH</w:t>
-      </w:r>
-    </w:p>
-    <w:p>
-      <w:r>
-        <w:rPr>
-          <w:sz w:val="22"/>
-        </w:rPr>
-        <w:t/>
-      </w:r>
-    </w:p>
-    <w:p>
-      <w:r>
-        <w:rPr>
-          <w:sz w:val="22"/>
-        </w:rPr>
-        <w:t>En date du {{ CESSION_DATE }},</w:t>
+        <w:t>Capital Social : {{ SOCIETE_CAPITAL }} DHS</w:t>
+      </w:r>
+    </w:p>
+    <w:p>
+      <w:r>
+        <w:rPr>
+          <w:sz w:val="22"/>
+        </w:rPr>
+        <w:t>Siege Social : {{ SOCIETE_ADRESSE_SIEGE }}
+RC : {{ SOCIETE_RC }}
+IF : {{ SOCIETE_IF }}
+ICE : {{ SOCIETE_ICE }}</w:t>
+      </w:r>
+    </w:p>
+    <w:p>
+      <w:r>
+        <w:rPr>
+          <w:sz w:val="22"/>
+        </w:rPr>
+        <w:t/>
+      </w:r>
+    </w:p>
+    <w:p>
+      <w:r>
+        <w:rPr>
+          <w:sz w:val="22"/>
+        </w:rPr>
+        <w:t>En date du {{ CESSION_DATE }}</w:t>
       </w:r>
     </w:p>
     <w:p>
@@ -116,39 +119,39 @@
         <w:rPr>
           <w:sz w:val="22"/>
         </w:rPr>
-        <w:t>Ordre du jour : Cession de parts sociales</w:t>
-      </w:r>
-    </w:p>
-    <w:p>
-      <w:r>
-        <w:rPr>
-          <w:sz w:val="22"/>
-        </w:rPr>
-        <w:t/>
-      </w:r>
-    </w:p>
-    <w:p>
-      <w:r>
-        <w:rPr>
-          <w:sz w:val="22"/>
-        </w:rPr>
-        <w:t>L'assemblee, apres avoir examine les termes de la cession de {{ PARTS_CEDEES }} parts</w:t>
-      </w:r>
-    </w:p>
-    <w:p>
-      <w:r>
-        <w:rPr>
-          <w:sz w:val="22"/>
-        </w:rPr>
-        <w:t>par {{ CEDANT_NOM_COMPLET }} a {{ CESSIONNAIRE_NOM_COMPLET }},</w:t>
-      </w:r>
-    </w:p>
-    <w:p>
-      <w:r>
-        <w:rPr>
-          <w:sz w:val="22"/>
-        </w:rPr>
-        <w:t>decide d'approuver la dite cession.</w:t>
+        <w:t>L'ordre du jour est le suivant :</w:t>
+      </w:r>
+    </w:p>
+    <w:p>
+      <w:r>
+        <w:rPr>
+          <w:sz w:val="22"/>
+        </w:rPr>
+        <w:t/>
+      </w:r>
+    </w:p>
+    <w:p>
+      <w:r>
+        <w:rPr>
+          <w:sz w:val="22"/>
+        </w:rPr>
+        <w:t>- Approbation de la cession des parts ;</w:t>
+      </w:r>
+    </w:p>
+    <w:p>
+      <w:r>
+        <w:rPr>
+          <w:sz w:val="22"/>
+        </w:rPr>
+        <w:t>- Agrement du nouvel associe ;</w:t>
+      </w:r>
+    </w:p>
+    <w:p>
+      <w:r>
+        <w:rPr>
+          <w:sz w:val="22"/>
+        </w:rPr>
+        <w:t>- Modification de la repartition du capital social ;</w:t>
       </w:r>
     </w:p>
     <w:p>
@@ -171,7 +174,8 @@
           <w:b/>
           <w:sz w:val="22"/>
         </w:rPr>
-        <w:t>Resolutions adoptees :</w:t>
+        <w:t>- Mise a jour des statuts ;
+- Pouvoirs en vue des formalites.</w:t>
       </w:r>
     </w:p>
     <w:p>
@@ -186,39 +190,50 @@
           <w:b/>
           <w:sz w:val="22"/>
         </w:rPr>
-        <w:t>1. Agrement du nouveau associe {{ CESSIONNAIRE_NOM_COMPLET }}</w:t>
-      </w:r>
-    </w:p>
-    <w:p>
-      <w:r>
-        <w:rPr>
-          <w:sz w:val="22"/>
-        </w:rPr>
-        <w:t>2. Modification de la repartition du capital social</w:t>
-      </w:r>
-    </w:p>
-    <w:p>
-      <w:r>
-        <w:rPr>
-          <w:sz w:val="22"/>
-        </w:rPr>
-        <w:t>3. Mise a jour des statuts</w:t>
-      </w:r>
-    </w:p>
-    <w:p>
-      <w:r>
-        <w:rPr>
-          <w:sz w:val="22"/>
-        </w:rPr>
-        <w:t/>
-      </w:r>
-    </w:p>
-    <w:p>
-      <w:r>
-        <w:rPr>
-          <w:sz w:val="22"/>
-        </w:rPr>
-        <w:t>Decharge est donnee au gerant pour l'execution des formalites.</w:t>
+        <w:t>---</w:t>
+      </w:r>
+    </w:p>
+    <w:p>
+      <w:r>
+        <w:rPr>
+          <w:sz w:val="22"/>
+        </w:rPr>
+        <w:t>Premiere resolution
+L'assemblee approuve la cession de {{ PARTS_CEDEES }} parts de {{ CEDANT_NOM_COMPLET }} au profit de {{ CESSIONNAIRE_NOM_COMPLET }}, present.</w:t>
+      </w:r>
+    </w:p>
+    <w:p>
+      <w:r>
+        <w:rPr>
+          <w:sz w:val="22"/>
+        </w:rPr>
+        <w:t>---
+Deuxieme resolution
+L'assemblee agree le nouvel associe {{ CESSIONNAIRE_NOM_COMPLET }}.</w:t>
+      </w:r>
+    </w:p>
+    <w:p>
+      <w:r>
+        <w:rPr>
+          <w:sz w:val="22"/>
+        </w:rPr>
+        <w:t/>
+      </w:r>
+    </w:p>
+    <w:p>
+      <w:r>
+        <w:rPr>
+          <w:sz w:val="22"/>
+        </w:rPr>
+        <w:t>---
+Troisieme resolution
+L'assemblee decide la mise a jour des statuts suite a ces modifications.
+---
+Quatrieme resolution
+L'assemblee donne tous pouvoirs au porteur d'un original, d'une copie ou d'un extrait du present proces-verbal pour accomplir les formalites prevues par la loi, notamment effectuer les depots necessaires.
+Cette resolution est adoptee a l'unanimite.
+---
+L'ordre du jour etant epuise, le gerant declare la seance levee.</w:t>
       </w:r>
     </w:p>
     <w:p>
